--- a/_site/organizacion-industrial/2023-06-13-sistemas-economicos/index.docx
+++ b/_site/organizacion-industrial/2023-06-13-sistemas-economicos/index.docx
@@ -44,7 +44,7 @@
         <w:t xml:space="preserve"> </w:t>
       </w:r>
     </w:p>
-    <w:bookmarkStart w:id="20" w:name="title"/>
+    <w:bookmarkStart w:id="22" w:name="title"/>
     <w:p>
       <w:pPr>
         <w:pStyle w:val="Heading1"/>
@@ -93,8 +93,8 @@
         <w:t xml:space="preserve"> </w:t>
       </w:r>
     </w:p>
-    <w:bookmarkEnd w:id="20"/>
-    <w:bookmarkStart w:id="24" w:name="author-note"/>
+    <w:bookmarkEnd w:id="22"/>
+    <w:bookmarkStart w:id="26" w:name="author-note"/>
     <w:p>
       <w:pPr>
         <w:pStyle w:val="Heading1"/>
@@ -113,15 +113,15 @@
       <w:r>
         <w:t xml:space="preserve"> </w:t>
       </w:r>
-      <w:bookmarkStart w:id="21" w:name="orchid"/>
+      <w:bookmarkStart w:id="23" w:name="orchid"/>
       <w:r>
         <w:t xml:space="preserve">Orcid ID Logo: A green circle with white letters ID</w:t>
       </w:r>
-      <w:bookmarkEnd w:id="21"/>
+      <w:bookmarkEnd w:id="23"/>
       <w:r>
         <w:t xml:space="preserve"> </w:t>
       </w:r>
-      <w:hyperlink r:id="rId22">
+      <w:hyperlink r:id="rId24">
         <w:r>
           <w:rPr>
             <w:rStyle w:val="Hyperlink"/>
@@ -160,7 +160,7 @@
         <w:t xml:space="preserve">: </w:t>
       </w:r>
       <w:r>
-        <w:t xml:space="preserve">conceptualización y redacción</w:t>
+        <w:t xml:space="preserve">conceptualización, metodología, análisis formal, investigación, recursos, curación de datos, redacción, visualización, supervisión, y administración del proyecto</w:t>
       </w:r>
     </w:p>
     <w:p>
@@ -168,12 +168,12 @@
         <w:pStyle w:val="BodyText"/>
       </w:pPr>
       <w:r>
-        <w:t xml:space="preserve">La correspondencia relativa a este artículo debe dirigirse a Edison Achalma, Escuela Profesional de Economía, Universidad Nacional de San Cristóbal de Huamanga, Ayacucho, AYA, Perú, Email:</w:t>
+        <w:t xml:space="preserve">La correspondencia relativa a este artículo debe dirigirse a Edison Achalma, Escuela Profesional de Economía, Universidad Nacional de San Cristóbal de Huamanga, Portal Independencia N° 57, Ayacucho, AYA 5001, Perú, Email:</w:t>
       </w:r>
       <w:r>
         <w:t xml:space="preserve"> </w:t>
       </w:r>
-      <w:hyperlink r:id="rId23">
+      <w:hyperlink r:id="rId25">
         <w:r>
           <w:rPr>
             <w:rStyle w:val="Hyperlink"/>
@@ -187,8 +187,8 @@
         <w:br w:type="page"/>
       </w:r>
     </w:p>
-    <w:bookmarkEnd w:id="24"/>
-    <w:bookmarkStart w:id="25" w:name="abstract"/>
+    <w:bookmarkEnd w:id="26"/>
+    <w:bookmarkStart w:id="27" w:name="abstract"/>
     <w:p>
       <w:pPr>
         <w:pStyle w:val="Heading1"/>
@@ -225,8 +225,8 @@
         <w:br w:type="page"/>
       </w:r>
     </w:p>
-    <w:bookmarkEnd w:id="25"/>
-    <w:bookmarkStart w:id="26" w:name="firstheader"/>
+    <w:bookmarkEnd w:id="27"/>
+    <w:bookmarkStart w:id="28" w:name="firstheader"/>
     <w:p>
       <w:pPr>
         <w:pStyle w:val="Heading1"/>
@@ -235,8 +235,8 @@
         <w:t xml:space="preserve">Sistemas económicos comparados</w:t>
       </w:r>
     </w:p>
-    <w:bookmarkEnd w:id="26"/>
-    <w:bookmarkStart w:id="27" w:name="Xd8fc87c9d67862d8f0000045159b3db374778ce"/>
+    <w:bookmarkEnd w:id="28"/>
+    <w:bookmarkStart w:id="29" w:name="Xd8fc87c9d67862d8f0000045159b3db374778ce"/>
     <w:p>
       <w:pPr>
         <w:pStyle w:val="Heading1"/>
@@ -400,8 +400,8 @@
         <w:t xml:space="preserve">Planificación centralizada: En una economía planificada, el gobierno controla la distribución de bienes y servicios y los asigna a los consumidores según el plan económico establecido.</w:t>
       </w:r>
     </w:p>
-    <w:bookmarkEnd w:id="27"/>
-    <w:bookmarkStart w:id="31" w:name="Xd4891f550a1e2e849bb649eedb2e5a0997e7998"/>
+    <w:bookmarkEnd w:id="29"/>
+    <w:bookmarkStart w:id="33" w:name="Xd4891f550a1e2e849bb649eedb2e5a0997e7998"/>
     <w:p>
       <w:pPr>
         <w:pStyle w:val="Heading1"/>
@@ -410,7 +410,7 @@
         <w:t xml:space="preserve">2. Tipos de Sistemas: Capitalismo, Socialismo y Comunismo</w:t>
       </w:r>
     </w:p>
-    <w:bookmarkStart w:id="28" w:name="comunismo"/>
+    <w:bookmarkStart w:id="30" w:name="comunismo"/>
     <w:p>
       <w:pPr>
         <w:pStyle w:val="Heading2"/>
@@ -435,8 +435,8 @@
         <w:t xml:space="preserve">Sistema económico-político ideal, donde todos contribuyen según su capacidad y reciben según su necesidad, es una afirmación que proviene de la teoría marxista y busca la igualdad en la distribución de recursos. Sin embargo, es importante mencionar que el comunismo como se ha intentado aplicar en países como China, Corea del Norte y Cuba ha presentado desafíos y no ha alcanzado completamente los objetivos propuestos.</w:t>
       </w:r>
     </w:p>
-    <w:bookmarkEnd w:id="28"/>
-    <w:bookmarkStart w:id="29" w:name="socialismo"/>
+    <w:bookmarkEnd w:id="30"/>
+    <w:bookmarkStart w:id="31" w:name="socialismo"/>
     <w:p>
       <w:pPr>
         <w:pStyle w:val="Heading2"/>
@@ -461,8 +461,8 @@
         <w:t xml:space="preserve">En este sistema, los ciudadanos dependen del gobierno para obtener muchos bienes y servicios. Sin embargo, es importante destacar que existen diferentes enfoques dentro del socialismo. Algunos países socialistas democráticos, como Suecia, India, Francia e Israel, reconocen las libertades individuales básicas y sus ciudadanos participan en el proceso de elección de representantes políticos.</w:t>
       </w:r>
     </w:p>
-    <w:bookmarkEnd w:id="29"/>
-    <w:bookmarkStart w:id="30" w:name="capitalismo-o-sistema-de-libre-empresa"/>
+    <w:bookmarkEnd w:id="31"/>
+    <w:bookmarkStart w:id="32" w:name="capitalismo-o-sistema-de-libre-empresa"/>
     <w:p>
       <w:pPr>
         <w:pStyle w:val="Heading2"/>
@@ -487,9 +487,9 @@
         <w:t xml:space="preserve">Algunos ejemplos de países que adoptan el sistema capitalista son Estados Unidos, Canadá, Japón y Australia. Sin embargo, es importante destacar que existen diferentes modelos de capitalismo en todo el mundo, algunos con mayores regulaciones gubernamentales y otros con un enfoque más liberal.</w:t>
       </w:r>
     </w:p>
-    <w:bookmarkEnd w:id="30"/>
-    <w:bookmarkEnd w:id="31"/>
-    <w:bookmarkStart w:id="35" w:name="diferencias-entre-sistemas-económicos"/>
+    <w:bookmarkEnd w:id="32"/>
+    <w:bookmarkEnd w:id="33"/>
+    <w:bookmarkStart w:id="37" w:name="diferencias-entre-sistemas-económicos"/>
     <w:p>
       <w:pPr>
         <w:pStyle w:val="Heading1"/>
@@ -757,7 +757,7 @@
               <w:rPr>
                 <w:rStyle w:val="FootnoteReference"/>
               </w:rPr>
-              <w:footnoteReference w:id="32"/>
+              <w:footnoteReference w:id="34"/>
             </w:r>
           </w:p>
         </w:tc>
@@ -801,7 +801,7 @@
               <w:rPr>
                 <w:rStyle w:val="FootnoteReference"/>
               </w:rPr>
-              <w:footnoteReference w:id="33"/>
+              <w:footnoteReference w:id="35"/>
             </w:r>
           </w:p>
         </w:tc>
@@ -821,14 +821,14 @@
               <w:rPr>
                 <w:rStyle w:val="FootnoteReference"/>
               </w:rPr>
-              <w:footnoteReference w:id="34"/>
+              <w:footnoteReference w:id="36"/>
             </w:r>
           </w:p>
         </w:tc>
       </w:tr>
     </w:tbl>
-    <w:bookmarkEnd w:id="35"/>
-    <w:bookmarkStart w:id="38" w:name="capitalismo"/>
+    <w:bookmarkEnd w:id="37"/>
+    <w:bookmarkStart w:id="40" w:name="capitalismo"/>
     <w:p>
       <w:pPr>
         <w:pStyle w:val="Heading1"/>
@@ -845,7 +845,7 @@
         <w:t xml:space="preserve">El capitalismo es un sistema económico caracterizado por la propiedad privada de los medios de producción y la libertad de mercado.</w:t>
       </w:r>
     </w:p>
-    <w:bookmarkStart w:id="36" w:name="capitalismo-puro"/>
+    <w:bookmarkStart w:id="38" w:name="capitalismo-puro"/>
     <w:p>
       <w:pPr>
         <w:pStyle w:val="Heading2"/>
@@ -894,8 +894,8 @@
         <w:t xml:space="preserve">es un concepto introducido por Adam Smith en su obra. Se refiere a la idea de que, en un sistema de libre competencia, las interacciones entre los compradores y vendedores, guiadas por sus propios intereses egoístas, conducen a una asignación eficiente de los recursos en la economía. Según esta teoría, la competencia en el mercado actúa como un regulador natural, ajustando los precios y las cantidades producidas en función de la oferta y la demanda, sin necesidad de intervención gubernamental directa.</w:t>
       </w:r>
     </w:p>
-    <w:bookmarkEnd w:id="36"/>
-    <w:bookmarkStart w:id="37" w:name="capitalismo-modificado"/>
+    <w:bookmarkEnd w:id="38"/>
+    <w:bookmarkStart w:id="39" w:name="capitalismo-modificado"/>
     <w:p>
       <w:pPr>
         <w:pStyle w:val="Heading2"/>
@@ -920,9 +920,9 @@
         <w:t xml:space="preserve">Es importante destacar que cada país puede tener su propio conjunto de leyes y regulaciones que se aplican al funcionamiento de las empresas y los mercados. Tomemos como ejemplo a Estados Unidos y Canadá, donde existen leyes que regulan aspectos como el etiquetado de sustancias peligrosas. Sin embargo, es importante reconocer que estas regulaciones específicas pueden variar y evolucionar con el tiempo, ya que los gobiernos buscan equilibrar los intereses económicos y sociales en el contexto de sus respectivas sociedades.</w:t>
       </w:r>
     </w:p>
-    <w:bookmarkEnd w:id="37"/>
-    <w:bookmarkEnd w:id="38"/>
-    <w:bookmarkStart w:id="44" w:name="economías-mixtas"/>
+    <w:bookmarkEnd w:id="39"/>
+    <w:bookmarkEnd w:id="40"/>
+    <w:bookmarkStart w:id="46" w:name="economías-mixtas"/>
     <w:p>
       <w:pPr>
         <w:pStyle w:val="Heading1"/>
@@ -931,7 +931,7 @@
         <w:t xml:space="preserve">5. Economías mixtas</w:t>
       </w:r>
     </w:p>
-    <w:bookmarkStart w:id="39" w:name="X76e19a65b3ac334b1438478e8e26aa1efe2a5f1"/>
+    <w:bookmarkStart w:id="41" w:name="X76e19a65b3ac334b1438478e8e26aa1efe2a5f1"/>
     <w:p>
       <w:pPr>
         <w:pStyle w:val="Heading2"/>
@@ -948,8 +948,8 @@
         <w:t xml:space="preserve">En la realidad, ningún país practica una forma pura de comunismo, socialismo o capitalismo. En cambio, muchas naciones adoptan un enfoque de economía mixta, que combina elementos de dos o más sistemas económicos para abordar las necesidades y los desafíos específicos de su sociedad.</w:t>
       </w:r>
     </w:p>
-    <w:bookmarkEnd w:id="39"/>
-    <w:bookmarkStart w:id="40" w:name="suecia-y-su-modelo-económico"/>
+    <w:bookmarkEnd w:id="41"/>
+    <w:bookmarkStart w:id="42" w:name="suecia-y-su-modelo-económico"/>
     <w:p>
       <w:pPr>
         <w:pStyle w:val="Heading2"/>
@@ -966,8 +966,8 @@
         <w:t xml:space="preserve">Si bien se ha descrito a Suecia como un país socialista en algunos contextos, es más preciso considerar su sistema económico como una economía mixta con una fuerte intervención del Estado en algunos sectores clave. En Suecia, las personas pueden ser propietarias y operadoras de muchas empresas, lo que implica la existencia de una iniciativa privada y empresarial. Sin embargo, el gobierno sueco también desempeña un papel activo en la provisión de servicios públicos y la regulación de ciertos sectores de la economía.</w:t>
       </w:r>
     </w:p>
-    <w:bookmarkEnd w:id="40"/>
-    <w:bookmarkStart w:id="41" w:name="estados-unidos-y-su-enfoque-capitalista"/>
+    <w:bookmarkEnd w:id="42"/>
+    <w:bookmarkStart w:id="43" w:name="estados-unidos-y-su-enfoque-capitalista"/>
     <w:p>
       <w:pPr>
         <w:pStyle w:val="Heading2"/>
@@ -984,8 +984,8 @@
         <w:t xml:space="preserve">Estados Unidos se caracteriza por ser una economía capitalista, donde la propiedad privada y la libertad de mercado son fundamentales. Sin embargo, también existen casos en los que el gobierno federal tiene la propiedad y opera ciertos servicios públicos, como el servicio postal y eléctrico. Estos ejemplos de propiedad estatal en un sistema mayormente capitalista son excepciones a la norma y no representan la totalidad de la economía del país.</w:t>
       </w:r>
     </w:p>
-    <w:bookmarkEnd w:id="41"/>
-    <w:bookmarkStart w:id="42" w:name="reino-unido-méxico-y-la-privatización"/>
+    <w:bookmarkEnd w:id="43"/>
+    <w:bookmarkStart w:id="44" w:name="reino-unido-méxico-y-la-privatización"/>
     <w:p>
       <w:pPr>
         <w:pStyle w:val="Heading2"/>
@@ -1002,8 +1002,8 @@
         <w:t xml:space="preserve">Tanto el Reino Unido como México han llevado a cabo procesos de privatización, que implican la venta de empresas estatales a empresas privadas. Este enfoque busca transferir la propiedad y la operación de ciertas industrias del sector público al sector privado. Sin embargo, es importante tener en cuenta que la privatización no significa necesariamente un cambio hacia un sistema económico completamente capitalista, ya que estos países aún mantienen una regulación gubernamental en diversos aspectos económicos.</w:t>
       </w:r>
     </w:p>
-    <w:bookmarkEnd w:id="42"/>
-    <w:bookmarkStart w:id="43" w:name="X744c60b66e92c421b3670034964bb83bfcf7453"/>
+    <w:bookmarkEnd w:id="44"/>
+    <w:bookmarkStart w:id="45" w:name="X744c60b66e92c421b3670034964bb83bfcf7453"/>
     <w:p>
       <w:pPr>
         <w:pStyle w:val="Heading2"/>
@@ -1020,9 +1020,9 @@
         <w:t xml:space="preserve">Tras la caída del comunismo, naciones como Rusia, Hungría, Polonia y otras han experimentado una transición hacia una economía más orientada al capitalismo. Esto ha implicado la adopción de la propiedad privada y la apertura de mercados, en contraste con el enfoque anterior de propiedad estatal y planificación centralizada. Sin embargo, es importante destacar que estas economías aún tienen elementos de una economía mixta, ya que el gobierno mantiene un cierto grado de intervención y regulación en la economía.</w:t>
       </w:r>
     </w:p>
-    <w:bookmarkEnd w:id="43"/>
-    <w:bookmarkEnd w:id="44"/>
-    <w:bookmarkStart w:id="47" w:name="sistema-de-libre-empresa"/>
+    <w:bookmarkEnd w:id="45"/>
+    <w:bookmarkEnd w:id="46"/>
+    <w:bookmarkStart w:id="49" w:name="sistema-de-libre-empresa"/>
     <w:p>
       <w:pPr>
         <w:pStyle w:val="Heading1"/>
@@ -1031,7 +1031,7 @@
         <w:t xml:space="preserve">6. Sistema de libre empresa</w:t>
       </w:r>
     </w:p>
-    <w:bookmarkStart w:id="45" w:name="X65540be116c76ad5c0481192e3f6cac98cc7a6b"/>
+    <w:bookmarkStart w:id="47" w:name="X65540be116c76ad5c0481192e3f6cac98cc7a6b"/>
     <w:p>
       <w:pPr>
         <w:pStyle w:val="Heading2"/>
@@ -1048,8 +1048,8 @@
         <w:t xml:space="preserve">El sistema de libre empresa, también conocido como economía de mercado o capitalismo, brinda a las empresas la oportunidad de tener éxito o fracaso en función de la demanda y las decisiones empresariales. En este sistema, el mercado y la competencia son los principales impulsores de la actividad económica.</w:t>
       </w:r>
     </w:p>
-    <w:bookmarkEnd w:id="45"/>
-    <w:bookmarkStart w:id="46" w:name="X874a77fbfbef83c5090ae6fbd8a9d8485677373"/>
+    <w:bookmarkEnd w:id="47"/>
+    <w:bookmarkStart w:id="48" w:name="X874a77fbfbef83c5090ae6fbd8a9d8485677373"/>
     <w:p>
       <w:pPr>
         <w:pStyle w:val="Heading2"/>
@@ -1118,9 +1118,9 @@
         <w:t xml:space="preserve">Es importante destacar que, si bien el sistema de libre empresa otorga una amplia libertad y autonomía a los individuos y las empresas, también implica la necesidad de cumplir con ciertas normas y regulaciones establecidas por el Estado. Estas regulaciones tienen como objetivo proteger los derechos de las partes involucradas y garantizar un entorno de competencia justa y equitativa.</w:t>
       </w:r>
     </w:p>
-    <w:bookmarkEnd w:id="46"/>
-    <w:bookmarkEnd w:id="47"/>
-    <w:bookmarkStart w:id="51" w:name="fuerza-de-la-oferta-y-la-demanda"/>
+    <w:bookmarkEnd w:id="48"/>
+    <w:bookmarkEnd w:id="49"/>
+    <w:bookmarkStart w:id="53" w:name="fuerza-de-la-oferta-y-la-demanda"/>
     <w:p>
       <w:pPr>
         <w:pStyle w:val="Heading1"/>
@@ -1129,7 +1129,7 @@
         <w:t xml:space="preserve">7. Fuerza de la oferta y la demanda</w:t>
       </w:r>
     </w:p>
-    <w:bookmarkStart w:id="48" w:name="X9c52e75149a04e7af63fa8e39d8e3952321672a"/>
+    <w:bookmarkStart w:id="50" w:name="X9c52e75149a04e7af63fa8e39d8e3952321672a"/>
     <w:p>
       <w:pPr>
         <w:pStyle w:val="Heading2"/>
@@ -1154,8 +1154,8 @@
         <w:t xml:space="preserve">Cuando el precio de un producto disminuye, la cantidad demandada tiende a aumentar, ya que los consumidores encuentran el producto más asequible. Por el contrario, cuando el precio de un producto aumenta, la cantidad demandada tiende a disminuir, ya que los consumidores pueden optar por buscar alternativas más económicas o reducir su consumo.</w:t>
       </w:r>
     </w:p>
-    <w:bookmarkEnd w:id="48"/>
-    <w:bookmarkStart w:id="49" w:name="X433cdab4e3167bd6a729288014b205622d44cc8"/>
+    <w:bookmarkEnd w:id="50"/>
+    <w:bookmarkStart w:id="51" w:name="X433cdab4e3167bd6a729288014b205622d44cc8"/>
     <w:p>
       <w:pPr>
         <w:pStyle w:val="Heading2"/>
@@ -1180,8 +1180,8 @@
         <w:t xml:space="preserve">Cuando el precio de un producto aumenta, las empresas tienen un incentivo para ofrecer más productos en el mercado, ya que pueden obtener mayores ganancias. Por el contrario, cuando el precio de un producto disminuye, las empresas pueden reducir su oferta, ya que la rentabilidad puede verse afectada. La relación entre el precio y la cantidad ofrecida se conoce como la ley de la oferta, que establece que, en general, a medida que el precio aumenta, la cantidad ofrecida también tiende a aumentar.</w:t>
       </w:r>
     </w:p>
-    <w:bookmarkEnd w:id="49"/>
-    <w:bookmarkStart w:id="50" w:name="X5300b543e54c2011fb028a2f27ffcd440f2e25c"/>
+    <w:bookmarkEnd w:id="51"/>
+    <w:bookmarkStart w:id="52" w:name="X5300b543e54c2011fb028a2f27ffcd440f2e25c"/>
     <w:p>
       <w:pPr>
         <w:pStyle w:val="Heading2"/>
@@ -1214,9 +1214,9 @@
         <w:t xml:space="preserve">Es importante destacar que el precio de equilibrio puede cambiar a lo largo del tiempo debido a diversos factores, como cambios en la oferta o la demanda, avances tecnológicos, políticas gubernamentales o eventos económicos.</w:t>
       </w:r>
     </w:p>
-    <w:bookmarkEnd w:id="50"/>
-    <w:bookmarkEnd w:id="51"/>
-    <w:bookmarkStart w:id="57" w:name="naturaleza-de-la-competencia"/>
+    <w:bookmarkEnd w:id="52"/>
+    <w:bookmarkEnd w:id="53"/>
+    <w:bookmarkStart w:id="59" w:name="naturaleza-de-la-competencia"/>
     <w:p>
       <w:pPr>
         <w:pStyle w:val="Heading1"/>
@@ -1225,7 +1225,7 @@
         <w:t xml:space="preserve">8. Naturaleza de la competencia</w:t>
       </w:r>
     </w:p>
-    <w:bookmarkStart w:id="52" w:name="Xe9ed117a137ec61dbe36e71fd208a9a4f55b017"/>
+    <w:bookmarkStart w:id="54" w:name="Xe9ed117a137ec61dbe36e71fd208a9a4f55b017"/>
     <w:p>
       <w:pPr>
         <w:pStyle w:val="Heading2"/>
@@ -1242,8 +1242,8 @@
         <w:t xml:space="preserve">La competencia se refiere a la rivalidad existente entre las empresas por la venta de productos o servicios a los consumidores. Es un componente fundamental de los mercados y juega un papel crucial en la determinación de los precios, la calidad de los productos y la innovación.</w:t>
       </w:r>
     </w:p>
-    <w:bookmarkEnd w:id="52"/>
-    <w:bookmarkStart w:id="53" w:name="Xc6d0d6c29ec196cacc86c51555a93303b210700"/>
+    <w:bookmarkEnd w:id="54"/>
+    <w:bookmarkStart w:id="55" w:name="Xc6d0d6c29ec196cacc86c51555a93303b210700"/>
     <w:p>
       <w:pPr>
         <w:pStyle w:val="Heading2"/>
@@ -1260,8 +1260,8 @@
         <w:t xml:space="preserve">La competencia perfecta es una estructura de mercado en la que existen numerosas empresas pequeñas que venden un producto estandarizado. En este tipo de competencia, no hay una empresa dominante y todas las empresas tienen acceso a la misma información y tecnología. Los consumidores tienen plena libertad para elegir entre diferentes opciones y no hay barreras significativas para la entrada de nuevas empresas al mercado.</w:t>
       </w:r>
     </w:p>
-    <w:bookmarkEnd w:id="53"/>
-    <w:bookmarkStart w:id="54" w:name="Xbe6c2653fc019f41dab0d97e07cf97cec815a38"/>
+    <w:bookmarkEnd w:id="55"/>
+    <w:bookmarkStart w:id="56" w:name="Xbe6c2653fc019f41dab0d97e07cf97cec815a38"/>
     <w:p>
       <w:pPr>
         <w:pStyle w:val="Heading2"/>
@@ -1278,8 +1278,8 @@
         <w:t xml:space="preserve">La competencia monopolista es una estructura de mercado en la que hay menos empresas que en la competencia perfecta y existe cierta diferenciación entre los productos. En este caso, cada empresa busca diferenciarse de las demás a través de características únicas de sus productos, como marca, diseño, calidad o servicios adicionales. Ejemplos comunes de competencia monopolista son la industria de los refrescos o la venta de aspirinas, donde diferentes marcas compiten por atraer a los consumidores ofreciendo pequeñas diferencias en los productos.</w:t>
       </w:r>
     </w:p>
-    <w:bookmarkEnd w:id="54"/>
-    <w:bookmarkStart w:id="55" w:name="X409fb90c7dff808990052cc21e3c3c685ab801f"/>
+    <w:bookmarkEnd w:id="56"/>
+    <w:bookmarkStart w:id="57" w:name="X409fb90c7dff808990052cc21e3c3c685ab801f"/>
     <w:p>
       <w:pPr>
         <w:pStyle w:val="Heading2"/>
@@ -1296,8 +1296,8 @@
         <w:t xml:space="preserve">El oligopolio es una estructura de mercado en la que solo unas pocas empresas dominan la venta de un producto o servicio. En esta situación, las empresas tienden a tener un alto grado de interdependencia y sus acciones estratégicas pueden afectar significativamente a las demás. Esto puede llevar a una competencia basada en factores distintos al precio, como la publicidad, la calidad del producto o la diferenciación. Las empresas en un oligopolio también pueden colaborar para fijar precios o limitar la competencia, lo que puede resultar en precios relativamente estables y similares entre las empresas del sector.</w:t>
       </w:r>
     </w:p>
-    <w:bookmarkEnd w:id="55"/>
-    <w:bookmarkStart w:id="56" w:name="monopolio-una-empresa-en-control"/>
+    <w:bookmarkEnd w:id="57"/>
+    <w:bookmarkStart w:id="58" w:name="monopolio-una-empresa-en-control"/>
     <w:p>
       <w:pPr>
         <w:pStyle w:val="Heading2"/>
@@ -1314,9 +1314,9 @@
         <w:t xml:space="preserve">El monopolio ocurre cuando una sola empresa tiene el control exclusivo sobre la oferta de un producto o servicio en un mercado determinado. En esta situación, la empresa puede establecer los precios y las condiciones de venta sin enfrentar competencia directa. Los monopolios pueden surgir debido a barreras legales, tecnológicas o económicas que dificultan o impiden la entrada de nuevas empresas al mercado. Para evitar abusos de poder, los monopolios suelen estar sujetos a regulaciones gubernamentales.</w:t>
       </w:r>
     </w:p>
-    <w:bookmarkEnd w:id="56"/>
-    <w:bookmarkEnd w:id="57"/>
-    <w:bookmarkStart w:id="72" w:name="publicaciones-similares"/>
+    <w:bookmarkEnd w:id="58"/>
+    <w:bookmarkEnd w:id="59"/>
+    <w:bookmarkStart w:id="74" w:name="publicaciones-similares"/>
     <w:p>
       <w:pPr>
         <w:pStyle w:val="Heading1"/>
@@ -1341,11 +1341,11 @@
           <w:numId w:val="1010"/>
         </w:numPr>
       </w:pPr>
-      <w:hyperlink r:id="rId58"/>
+      <w:hyperlink r:id="rId60"/>
       <w:r>
         <w:t xml:space="preserve"> </w:t>
       </w:r>
-      <w:hyperlink r:id="rId59">
+      <w:hyperlink r:id="rId61">
         <w:r>
           <w:rPr>
             <w:rStyle w:val="Hyperlink"/>
@@ -1362,11 +1362,11 @@
           <w:numId w:val="1010"/>
         </w:numPr>
       </w:pPr>
-      <w:hyperlink r:id="rId60"/>
+      <w:hyperlink r:id="rId62"/>
       <w:r>
         <w:t xml:space="preserve"> </w:t>
       </w:r>
-      <w:hyperlink r:id="rId61">
+      <w:hyperlink r:id="rId63">
         <w:r>
           <w:rPr>
             <w:rStyle w:val="Hyperlink"/>
@@ -1383,11 +1383,11 @@
           <w:numId w:val="1010"/>
         </w:numPr>
       </w:pPr>
-      <w:hyperlink r:id="rId62"/>
+      <w:hyperlink r:id="rId64"/>
       <w:r>
         <w:t xml:space="preserve"> </w:t>
       </w:r>
-      <w:hyperlink r:id="rId63">
+      <w:hyperlink r:id="rId65">
         <w:r>
           <w:rPr>
             <w:rStyle w:val="Hyperlink"/>
@@ -1404,11 +1404,11 @@
           <w:numId w:val="1010"/>
         </w:numPr>
       </w:pPr>
-      <w:hyperlink r:id="rId64"/>
+      <w:hyperlink r:id="rId66"/>
       <w:r>
         <w:t xml:space="preserve"> </w:t>
       </w:r>
-      <w:hyperlink r:id="rId65">
+      <w:hyperlink r:id="rId67">
         <w:r>
           <w:rPr>
             <w:rStyle w:val="Hyperlink"/>
@@ -1425,11 +1425,11 @@
           <w:numId w:val="1010"/>
         </w:numPr>
       </w:pPr>
-      <w:hyperlink r:id="rId66"/>
+      <w:hyperlink r:id="rId68"/>
       <w:r>
         <w:t xml:space="preserve"> </w:t>
       </w:r>
-      <w:hyperlink r:id="rId67">
+      <w:hyperlink r:id="rId69">
         <w:r>
           <w:rPr>
             <w:rStyle w:val="Hyperlink"/>
@@ -1446,11 +1446,11 @@
           <w:numId w:val="1010"/>
         </w:numPr>
       </w:pPr>
-      <w:hyperlink r:id="rId68"/>
+      <w:hyperlink r:id="rId70"/>
       <w:r>
         <w:t xml:space="preserve"> </w:t>
       </w:r>
-      <w:hyperlink r:id="rId69">
+      <w:hyperlink r:id="rId71">
         <w:r>
           <w:rPr>
             <w:rStyle w:val="Hyperlink"/>
@@ -1467,11 +1467,11 @@
           <w:numId w:val="1010"/>
         </w:numPr>
       </w:pPr>
-      <w:hyperlink r:id="rId70"/>
+      <w:hyperlink r:id="rId72"/>
       <w:r>
         <w:t xml:space="preserve"> </w:t>
       </w:r>
-      <w:hyperlink r:id="rId71">
+      <w:hyperlink r:id="rId73">
         <w:r>
           <w:rPr>
             <w:rStyle w:val="Hyperlink"/>
@@ -1488,14 +1488,14 @@
         <w:t xml:space="preserve">Esperamos que encuentres estas publicaciones igualmente interesantes y útiles. ¡Disfruta de la lectura!</w:t>
       </w:r>
     </w:p>
-    <w:bookmarkEnd w:id="72"/>
+    <w:bookmarkEnd w:id="74"/>
     <w:sectPr>
-      <w:headerReference r:id="rId9" w:type="even"/>
-      <w:headerReference r:id="rId11" w:type="default"/>
-      <w:footerReference r:id="rId14" w:type="even"/>
-      <w:footerReference r:id="rId13" w:type="default"/>
-      <w:headerReference r:id="rId10" w:type="first"/>
-      <w:footerReference r:id="rId12" w:type="first"/>
+      <w:headerReference r:id="rId8" w:type="even"/>
+      <w:headerReference r:id="rId9" w:type="default"/>
+      <w:footerReference r:id="rId10" w:type="even"/>
+      <w:footerReference r:id="rId11" w:type="default"/>
+      <w:headerReference r:id="rId12" w:type="first"/>
+      <w:footerReference r:id="rId13" w:type="first"/>
       <w:pgSz w:h="15840" w:w="12240"/>
       <w:pgMar w:bottom="1440" w:footer="720" w:gutter="0" w:header="720" w:left="1440" w:right="1440" w:top="1440"/>
       <w:cols w:space="720"/>
@@ -1554,7 +1554,7 @@
       </w:r>
     </w:p>
   </w:footnote>
-  <w:footnote w:id="32">
+  <w:footnote w:id="34">
     <w:p>
       <w:pPr>
         <w:pStyle w:val="FootnoteText"/>
@@ -1585,7 +1585,7 @@
       </w:r>
     </w:p>
   </w:footnote>
-  <w:footnote w:id="33">
+  <w:footnote w:id="35">
     <w:p>
       <w:pPr>
         <w:pStyle w:val="FootnoteText"/>
@@ -1625,7 +1625,7 @@
       </w:r>
     </w:p>
   </w:footnote>
-  <w:footnote w:id="34">
+  <w:footnote w:id="36">
     <w:p>
       <w:pPr>
         <w:pStyle w:val="FootnoteText"/>
